--- a/ru/wisdom-stories/compassion.docx
+++ b/ru/wisdom-stories/compassion.docx
@@ -3,98 +3,149 @@
 <w:document xmlns:wpc="http://schemas.microsoft.com/office/word/2010/wordprocessingCanvas" xmlns:mo="http://schemas.microsoft.com/office/mac/office/2008/main" xmlns:mc="http://schemas.openxmlformats.org/markup-compatibility/2006" xmlns:mv="urn:schemas-microsoft-com:mac:vml" xmlns:o="urn:schemas-microsoft-com:office:office" xmlns:r="http://schemas.openxmlformats.org/officeDocument/2006/relationships" xmlns:m="http://schemas.openxmlformats.org/officeDocument/2006/math" xmlns:v="urn:schemas-microsoft-com:vml" xmlns:wp14="http://schemas.microsoft.com/office/word/2010/wordprocessingDrawing" xmlns:wp="http://schemas.openxmlformats.org/drawingml/2006/wordprocessingDrawing" xmlns:w10="urn:schemas-microsoft-com:office:word" xmlns:w="http://schemas.openxmlformats.org/wordprocessingml/2006/main" xmlns:w14="http://schemas.microsoft.com/office/word/2010/wordml" xmlns:wpg="http://schemas.microsoft.com/office/word/2010/wordprocessingGroup" xmlns:wpi="http://schemas.microsoft.com/office/word/2010/wordprocessingInk" xmlns:wne="http://schemas.microsoft.com/office/word/2006/wordml" xmlns:wps="http://schemas.microsoft.com/office/word/2010/wordprocessingShape" mc:Ignorable="w14 wp14">
   <w:body>
     <w:p>
+      <w:pPr>
+        <w:pStyle w:val="Title"/>
+      </w:pPr>
       <w:r>
         <w:t>Сострадание</w:t>
       </w:r>
     </w:p>
     <w:p>
+      <w:pPr/>
       <w:r>
-        <w:t>Это была холодная зимняя ночь. Я возвращалась домой с работы. Передо мной стоял мужчина, похожий на пьяницу. Он покачивался из стороны в сторону, слабо держась за столб рядом с собой. Я подошла к нему. Ему было за тридцать. Он был очень чистым и аккуратно одетым. Некоторые прохожие громко говорили об опасностях алкоголя, другие же насмешливо смеялись.</w:t>
+        <w:t>Стояла холодная зимняя ночь. Я возвращалась с работы и увидела мужчину, который, пошатываясь, держался за столб. Со стороны казалось, что он пьян. Я подошла ближе. Ему было за тридцать, одет он был чисто и опрятно. Одни прохожие громко рассуждали о вреде алкоголя, другие посмеивались.</w:t>
       </w:r>
     </w:p>
     <w:p>
+      <w:pPr>
+        <w:spacing w:after="80"/>
+      </w:pPr>
       <w:r>
         <w:t>— Вы в порядке? Вам что-нибудь нужно? — спросила я мужчину.</w:t>
       </w:r>
     </w:p>
     <w:p>
+      <w:pPr>
+        <w:spacing w:after="80"/>
+      </w:pPr>
       <w:r>
-        <w:t>Голосом, похожим на стон, вырывающимся из его губ:</w:t>
+        <w:t>Он с трудом разомкнул губы. Его голос больше походил на стон:</w:t>
       </w:r>
     </w:p>
     <w:p>
+      <w:pPr>
+        <w:spacing w:after="80"/>
+      </w:pPr>
       <w:r>
-        <w:t>— Мне плохо!… — сказал он.</w:t>
+        <w:t>— Мне плохо…</w:t>
       </w:r>
     </w:p>
     <w:p>
+      <w:pPr/>
       <w:r>
-        <w:t>Я обхватила его за талию рукой, чтобы он не упал, и отвела к стоянке такси. Мы начали ждать такси. Снег, который прекратился вечером, снова начал падать; не было никаких признаков жизни, кроме бродячих собак, гоняющихся друг с другом по медленно обледеневшим дорогам.</w:t>
+        <w:t>Я обхватила его за пояс, чтобы он не упал, и помогла дойти до стоянки такси. Мы стали ждать. Снова пошёл снег. Улица опустела; только бродячие собаки гонялись друг за другом по обледеневшей дороге.</w:t>
       </w:r>
     </w:p>
     <w:p>
+      <w:pPr/>
       <w:r>
-        <w:t>Я уже потеряла надежду найти такси, когда рядом с нами остановилось другое такси. Я объяснила ситуацию водителю и сказала, что мы спешим.</w:t>
+        <w:t>Я уже отчаялась найти машину, когда рядом остановилось такси. Я объяснила водителю, что случилось и почему нужно торопиться.</w:t>
       </w:r>
     </w:p>
     <w:p>
+      <w:pPr/>
       <w:r>
-        <w:t>Мы посадили пациента на заднее сиденье и поехали в больницу. К счастью, врачи сразу же сделали все возможное, ввели лекарства; мы ждали у постели мужчины.</w:t>
+        <w:t>Мы усадили мужчину на заднее сиденье и повезли в больницу. Врачи сразу оказали ему помощь и ввели лекарства. Мы остались ждать у его постели.</w:t>
       </w:r>
     </w:p>
     <w:p>
+      <w:pPr/>
       <w:r>
-        <w:t>Дежурный врач сказал, что мы, по крайней мере, спасли пациента от замерзания. Молодой человек, который еще не мог говорить, просто посмотрел на нас и улыбнулся. Водитель был со мной… Через некоторое время наш пациент пришел в себя. Мы посадили его обратно в машину и отвезли домой.</w:t>
+        <w:t>Дежурный врач сказал, что мы спасли мужчину от переохлаждения. Тот ещё не мог говорить, только посмотрел на нас и улыбнулся. Водитель всё это время был рядом. Когда мужчина пришёл в себя, мы отвезли его домой.</w:t>
       </w:r>
     </w:p>
     <w:p>
+      <w:pPr/>
       <w:r>
-        <w:t>Его жена, зная, что он часто впадает в диабетическую кому, в ужасной панике выбежала на улицу с сыном. Увидев нас, они с волнением подбежали к нам. Члены семьи крепко обнялись, их глаза были полны радости.</w:t>
+        <w:t>Жена мужчины знала, что у него бывают приступы диабетической комы, и очень тревожилась. Увидев машину, она вместе с сыном выбежала нам навстречу. Они крепко обняли друг друга, не скрывая радости.</w:t>
       </w:r>
     </w:p>
     <w:p>
+      <w:pPr/>
       <w:r>
-        <w:t>Нашей усталости, которая длилась несколько часов, не осталось и следа; наши глаза были наполнены счастьем этой семьи, которая не знала, как нас отблагодарить.</w:t>
+        <w:t>От усталости, накопившейся за эти часы, не осталось и следа. Мы радовались вместе с этой семьёй, которая не знала, как нас отблагодарить.</w:t>
       </w:r>
     </w:p>
     <w:p>
+      <w:pPr>
+        <w:spacing w:after="80"/>
+      </w:pPr>
       <w:r>
         <w:t>Когда мы прощались, я спросила водителя, что я ему должна.</w:t>
       </w:r>
     </w:p>
     <w:p>
+      <w:pPr>
+        <w:spacing w:after="80"/>
+      </w:pPr>
       <w:r>
         <w:t>Он покачал головой:</w:t>
       </w:r>
     </w:p>
     <w:p>
+      <w:pPr/>
       <w:r>
-        <w:t>— Ты не в долгу, наоборот, ты в долгу, мой друг! — сказал он. — Ты сделал меня соучастником такого доброго дела. Я в долгу перед тобой за то, что ты подарил это чудесное чувство человеку, который, вероятно, двадцать лет назад забыл, что такое плакать.</w:t>
+        <w:t>— Вы мне ничего не должны. Это я перед вами в долгу! — сказал он. — Благодаря вам я тоже сделал доброе дело. Вы подарили мне это удивительное чувство, а ведь я, кажется, уже лет двадцать не плакал.</w:t>
       </w:r>
     </w:p>
     <w:p>
+      <w:pPr>
+        <w:spacing w:after="80"/>
+      </w:pPr>
       <w:r>
-        <w:t>Я не почувствовал ночного холода, когда обнял водителя и ушел, решив пойти домой пешком.</w:t>
+        <w:t>Я обняла водителя и пошла домой пешком, совсем не чувствуя ночного холода.</w:t>
       </w:r>
     </w:p>
     <w:p>
+      <w:pPr>
+        <w:keepNext/>
+        <w:spacing w:after="80"/>
+      </w:pPr>
       <w:r>
         <w:t>Кто знает? Может быть, по дороге мне встретится другой человек, которому нужна моя помощь?</w:t>
       </w:r>
     </w:p>
     <w:p>
+      <w:pPr>
+        <w:keepNext/>
+        <w:keepLines/>
+        <w:spacing w:before="160"/>
+      </w:pPr>
       <w:r>
-        <w:t>Мораль: Человечество строится на сострадании. Сострадание — это не плакать вместе с плачущим человеком, а найти способ остановить слезы.</w:t>
+        <w:rPr>
+          <w:b/>
+        </w:rPr>
+        <w:t>Мораль:</w:t>
+      </w:r>
+      <w:r>
+        <w:t xml:space="preserve"> В основе человечности лежит сострадание. Сострадать — значит не только плакать вместе с человеком, но и постараться утереть его слёзы.</w:t>
       </w:r>
     </w:p>
     <w:p>
+      <w:pPr>
+        <w:spacing w:after="80"/>
+      </w:pPr>
       <w:r>
+        <w:rPr>
+          <w:i/>
+          <w:sz w:val="18"/>
+        </w:rPr>
         <w:t>«История взята из открытых источников Интернета.»</w:t>
       </w:r>
     </w:p>
     <w:sectPr>
-      <w:pgSz w:w="12240" w:h="15840"/>
-      <w:pgMar w:top="1440" w:right="1800" w:bottom="1440" w:left="1800" w:header="720" w:footer="720" w:gutter="0"/>
+      <w:pgSz w:w="11909" w:h="16834"/>
+      <w:pgMar w:top="1152" w:right="1224" w:bottom="1152" w:left="1224" w:header="720" w:footer="720" w:gutter="0"/>
       <w:cols w:space="720"/>
       <w:docGrid w:linePitch="360"/>
     </w:sectPr>
@@ -465,6 +516,16 @@
     <w:name w:val="Normal"/>
     <w:qFormat/>
     <w:rsid w:val="00FC693F"/>
+    <w:pPr>
+      <w:widowControl/>
+      <w:spacing w:after="120" w:line="269" w:lineRule="auto"/>
+    </w:pPr>
+    <w:rPr>
+      <w:rFonts w:ascii="Arial" w:hAnsi="Arial"/>
+      <w:color w:val="000000"/>
+      <w:sz w:val="22"/>
+      <w:lang w:val="ru-RU"/>
+    </w:rPr>
   </w:style>
   <w:style w:type="paragraph" w:styleId="Header">
     <w:name w:val="header"/>
@@ -807,18 +868,20 @@
     <w:qFormat/>
     <w:rsid w:val="00FC693F"/>
     <w:pPr>
+      <w:keepNext/>
       <w:pBdr>
         <w:bottom w:val="single" w:sz="8" w:space="4" w:color="4F81BD" w:themeColor="accent1"/>
       </w:pBdr>
-      <w:spacing w:after="300" w:line="240" w:lineRule="auto"/>
+      <w:spacing w:after="280" w:line="240" w:lineRule="auto"/>
       <w:contextualSpacing/>
     </w:pPr>
     <w:rPr>
-      <w:rFonts w:asciiTheme="majorHAnsi" w:eastAsiaTheme="majorEastAsia" w:hAnsiTheme="majorHAnsi" w:cstheme="majorBidi"/>
-      <w:color w:val="17365D" w:themeColor="text2" w:themeShade="BF"/>
+      <w:rFonts w:asciiTheme="majorHAnsi" w:eastAsiaTheme="majorEastAsia" w:hAnsiTheme="majorHAnsi" w:cstheme="majorBidi" w:ascii="Arial" w:hAnsi="Arial"/>
+      <w:b/>
+      <w:color w:val="000000"/>
       <w:spacing w:val="5"/>
       <w:kern w:val="28"/>
-      <w:sz w:val="52"/>
+      <w:sz w:val="34"/>
       <w:szCs w:val="52"/>
     </w:rPr>
   </w:style>

--- a/ru/wisdom-stories/compassion.docx
+++ b/ru/wisdom-stories/compassion.docx
@@ -21,7 +21,7 @@
         <w:spacing w:after="80"/>
       </w:pPr>
       <w:r>
-        <w:t>— Вы в порядке? Вам что-нибудь нужно? — спросила я мужчину.</w:t>
+        <w:t>— Вы в порядке? Вам нужна помощь? — спросила я мужчину.</w:t>
       </w:r>
     </w:p>
     <w:p>
@@ -29,7 +29,7 @@
         <w:spacing w:after="80"/>
       </w:pPr>
       <w:r>
-        <w:t>Он с трудом разомкнул губы. Его голос больше походил на стон:</w:t>
+        <w:t>Его голос больше походил на стон:</w:t>
       </w:r>
     </w:p>
     <w:p>
@@ -37,7 +37,7 @@
         <w:spacing w:after="80"/>
       </w:pPr>
       <w:r>
-        <w:t>— Мне плохо…</w:t>
+        <w:t>— Я болен!…</w:t>
       </w:r>
     </w:p>
     <w:p>
@@ -55,25 +55,25 @@
     <w:p>
       <w:pPr/>
       <w:r>
-        <w:t>Мы усадили мужчину на заднее сиденье и повезли в больницу. Врачи сразу оказали ему помощь и ввели лекарства. Мы остались ждать у его постели.</w:t>
+        <w:t>Мы усадили мужчину на заднее сиденье и повезли в больницу. Врачи сразу оказали ему помощь и провели необходимое лечение. Мы остались ждать у его постели.</w:t>
       </w:r>
     </w:p>
     <w:p>
       <w:pPr/>
       <w:r>
-        <w:t>Дежурный врач сказал, что мы спасли мужчину от переохлаждения. Тот ещё не мог говорить, только посмотрел на нас и улыбнулся. Водитель всё это время был рядом. Когда мужчина пришёл в себя, мы отвезли его домой.</w:t>
+        <w:t>Дежурный врач сказал, что мы как минимум спасли мужчину от замерзания. Тот ещё не мог говорить, только посмотрел на нас и улыбнулся. Водитель всё это время был рядом. Когда мужчина пришёл в себя, мы отвезли его домой.</w:t>
       </w:r>
     </w:p>
     <w:p>
       <w:pPr/>
       <w:r>
-        <w:t>Жена мужчины знала, что у него бывают приступы диабетической комы, и очень тревожилась. Увидев машину, она вместе с сыном выбежала нам навстречу. Они крепко обняли друг друга, не скрывая радости.</w:t>
+        <w:t>Жена мужчины знала, что он часто впадает в диабетическую кому, и в страшной тревоге она вместе с сыном вышла на улицу. Увидев нас, они бросились к нам. Они крепко обняли друг друга, не скрывая радости.</w:t>
       </w:r>
     </w:p>
     <w:p>
       <w:pPr/>
       <w:r>
-        <w:t>От усталости, накопившейся за эти часы, не осталось и следа. Мы радовались вместе с этой семьёй, которая не знала, как нас отблагодарить.</w:t>
+        <w:t>От усталости, накопившейся за эти часы, не осталось и следа. От счастья этой семьи, которая не знала, как нас отблагодарить, у нас тоже навернулись слёзы.</w:t>
       </w:r>
     </w:p>
     <w:p>
@@ -95,7 +95,7 @@
     <w:p>
       <w:pPr/>
       <w:r>
-        <w:t>— Вы мне ничего не должны. Это я перед вами в долгу! — сказал он. — Благодаря вам я тоже сделал доброе дело. Вы подарили мне это удивительное чувство, а ведь я, кажется, уже лет двадцать не плакал.</w:t>
+        <w:t>— Ты мне ничего не должна. Это я перед тобой в долгу, друг! — сказал он. — Благодаря тебе я тоже сделал доброе дело. Ты подарила мне это удивительное чувство, а ведь я, кажется, уже лет двадцать не плакал.</w:t>
       </w:r>
     </w:p>
     <w:p>
@@ -103,7 +103,7 @@
         <w:spacing w:after="80"/>
       </w:pPr>
       <w:r>
-        <w:t>Я обняла водителя и пошла домой пешком, совсем не чувствуя ночного холода.</w:t>
+        <w:t>Прощаясь, я обняла водителя, не почувствовала ночного холода и решила вернуться домой пешком.</w:t>
       </w:r>
     </w:p>
     <w:p>
@@ -125,11 +125,9 @@
         <w:rPr>
           <w:b/>
         </w:rPr>
-        <w:t>Мораль:</w:t>
+        <w:t>Мораль: В основе человечности лежит сострадание. Сострадание — это не плакать вместе с плачущим, а найти способ остановить его слёзы.</w:t>
       </w:r>
-      <w:r>
-        <w:t xml:space="preserve"> В основе человечности лежит сострадание. Сострадать — значит не только плакать вместе с человеком, но и постараться утереть его слёзы.</w:t>
-      </w:r>
+      <w:r/>
     </w:p>
     <w:p>
       <w:pPr>
@@ -140,7 +138,7 @@
           <w:i/>
           <w:sz w:val="18"/>
         </w:rPr>
-        <w:t>«История взята из открытых источников Интернета.»</w:t>
+        <w:t>Рассказы взяты из открытых интернет-источников, а иллюстрации созданы с помощью ИИ.</w:t>
       </w:r>
     </w:p>
     <w:sectPr>

--- a/ru/wisdom-stories/compassion.docx
+++ b/ru/wisdom-stories/compassion.docx
@@ -235,7 +235,7 @@
         <w:rPr>
           <w:lang/>
         </w:rPr>
-        <w:t>Усталость за долгие часы исчезла в одно мгновение. Глядя на их радость, мы тоже не смогли сдержать слёз.</w:t>
+        <w:t xml:space="preserve">Усталость, накопившаяся за долгие часы, исчезла в одно мгновение. Глядя на их радость, мы тоже не смогли сдержать слёз.</w:t>
       </w:r>
     </w:p>
     <w:p>
@@ -287,7 +287,7 @@
         <w:rPr>
           <w:lang/>
         </w:rPr>
-        <w:t>— Ты мне ничего не должен, друг. Это я тебе должен. Ты дал мне возможность стать частью этого доброго дела. Я, наверное, лет двадцать не плакал… А сегодня снова почувствовал, каково это.</w:t>
+        <w:t xml:space="preserve">— Ты мне ничего не должен, друг. Это я тебе должен. Ты дал мне возможность поучаствовать в этом добром деле. Я, наверное, лет двадцать не плакал… А сегодня снова почувствовал, каково это.</w:t>
       </w:r>
     </w:p>
     <w:p>
@@ -300,7 +300,7 @@
         <w:rPr>
           <w:lang/>
         </w:rPr>
-        <w:t>Я обнял его. Когда мы расстались, ночь уже не казалась такой холодной. Мне захотелось пройтись домой пешком.</w:t>
+        <w:t>Я обнял его. Когда мы расстались, ночь уже не казалась такой холодной. Мне захотелось пойти домой пешком.</w:t>
       </w:r>
     </w:p>
     <w:p>
